--- a/v2/docs/role_guides/02_training_execution_experiment_management.docx
+++ b/v2/docs/role_guides/02_training_execution_experiment_management.docx
@@ -205,6 +205,15 @@
         <w:spacing w:before="0" w:after="80" w:line="280" w:lineRule="auto"/>
       </w:pPr>
       <w:r>
+        <w:t>v2/docs/20_role_file_review_matrix.md</w:t>
+      </w:r>
+    </w:p>
+    <w:p>
+      <w:pPr>
+        <w:pStyle w:val="ListBullet"/>
+        <w:spacing w:before="0" w:after="80" w:line="280" w:lineRule="auto"/>
+      </w:pPr>
+      <w:r>
         <w:t>v2/docs/agent_tasks/01_benchmark_agent.md</w:t>
       </w:r>
     </w:p>
@@ -304,19 +313,19 @@
           </w:tcPr>
           <w:p>
             <w:r>
-              <w:t>v2/scripts/run_v2_e2e.py</w:t>
-              <w:br/>
               <w:t>v2/pipeline/training_adapter.py</w:t>
-              <w:br/>
-              <w:t>v2/pipeline/run_registry.py</w:t>
               <w:br/>
               <w:t>v2/pipeline/artifacts.py</w:t>
               <w:br/>
-              <w:t>v2/runtime/train_neural_model.py</w:t>
+              <w:t>v2/runtime/experiment_core.py</w:t>
               <w:br/>
-              <w:t>v2/runtime/config.py</w:t>
+              <w:t>v2/runtime/run_experiments.py</w:t>
               <w:br/>
               <w:t>v2/runtime/utils.py</w:t>
+              <w:br/>
+              <w:t>v2/runtime/requirements.txt</w:t>
+              <w:br/>
+              <w:t>v2/configs/v2_15seed.json</w:t>
             </w:r>
           </w:p>
         </w:tc>

--- a/v2/docs/role_guides/02_training_execution_experiment_management.docx
+++ b/v2/docs/role_guides/02_training_execution_experiment_management.docx
@@ -103,6 +103,21 @@
       </w:r>
     </w:p>
     <w:p>
+      <w:r>
+        <w:t>[중요] 서버 실행은 2번 단독 책임. ./run.sh e2e benchmark/aggregate/xai-*/bundle/report/dashboard 모든 명령을 서버에서 차례로 돌린다.</w:t>
+      </w:r>
+    </w:p>
+    <w:p>
+      <w:r>
+        <w:t>1번/3번/4번/5번은 서버 안 들어감 — 2번이 만든 산출물을 git pull로 받아 본인 영역 검수만 한다.</w:t>
+      </w:r>
+    </w:p>
+    <w:p>
+      <w:r>
+        <w:t>서버 충돌·중복 학습 방지를 위해 동시 실행 금지.</w:t>
+      </w:r>
+    </w:p>
+    <w:p>
       <w:pPr>
         <w:pStyle w:val="Heading1"/>
       </w:pPr>
@@ -153,6 +168,24 @@
       </w:pPr>
       <w:r>
         <w:t>실패한 run은 전체 재실행이 아니라 실패 단위만 resume/retry한다.</w:t>
+      </w:r>
+    </w:p>
+    <w:p>
+      <w:pPr>
+        <w:pStyle w:val="ListBullet"/>
+        <w:spacing w:before="0" w:after="80" w:line="280" w:lineRule="auto"/>
+      </w:pPr>
+      <w:r>
+        <w:t>full 학습 완료 후에도 aggregate / xai-primary / xai-deep / xai-ablation / xai-bundle / report / dashboard를 서버에서 차례로 실행한다.</w:t>
+      </w:r>
+    </w:p>
+    <w:p>
+      <w:pPr>
+        <w:pStyle w:val="ListBullet"/>
+        <w:spacing w:before="0" w:after="80" w:line="280" w:lineRule="auto"/>
+      </w:pPr>
+      <w:r>
+        <w:t>각 stage 완료 후 git push해서 다른 4명이 결과 받을 수 있게 한다.</w:t>
       </w:r>
     </w:p>
     <w:p>

--- a/v2/docs/role_guides/02_training_execution_experiment_management.docx
+++ b/v2/docs/role_guides/02_training_execution_experiment_management.docx
@@ -186,6 +186,33 @@
       </w:pPr>
       <w:r>
         <w:t>각 stage 완료 후 git push해서 다른 4명이 결과 받을 수 있게 한다.</w:t>
+      </w:r>
+    </w:p>
+    <w:p>
+      <w:pPr>
+        <w:pStyle w:val="ListBullet"/>
+        <w:spacing w:before="0" w:after="80" w:line="280" w:lineRule="auto"/>
+      </w:pPr>
+      <w:r>
+        <w:t>학습 중 모니터링 (★ 신규): 매 epoch 끝마다 stdout에 [epoch] ... train_acc / val_acc / lr / grad_norm / epoch_t 출력. train_acc - val_acc &gt; 0.15면 overfit 의심, grad_norm &gt; 5.0 자주면 lr 조정 필요.</w:t>
+      </w:r>
+    </w:p>
+    <w:p>
+      <w:pPr>
+        <w:pStyle w:val="ListBullet"/>
+        <w:spacing w:before="0" w:after="80" w:line="280" w:lineRule="auto"/>
+      </w:pPr>
+      <w:r>
+        <w:t>history.csv 28컬럼 자동 저장: epoch_seconds / train loss 분해(cls/attn/target) / per-class F1+P+R / confusion matrix flatten 9개 / learning_rate / amp_scale / early_stop_counter. 06_execution_runbook §11 참조.</w:t>
+      </w:r>
+    </w:p>
+    <w:p>
+      <w:pPr>
+        <w:pStyle w:val="ListBullet"/>
+        <w:spacing w:before="0" w:after="80" w:line="280" w:lineRule="auto"/>
+      </w:pPr>
+      <w:r>
+        <w:t>이상 unit 발견 시 즉시 단톡 보고: condition + seed + epoch + 어느 컬럼이 이상치인지 (예: 'D_R seed 7 epoch 2 grad_norm_max=8.3').</w:t>
       </w:r>
     </w:p>
     <w:p>
